--- a/Fase3_Banco_Reactivos_Parte1.docx
+++ b/Fase3_Banco_Reactivos_Parte1.docx
@@ -821,7 +821,7 @@
         <w:t xml:space="preserve">Pregunta completa (variante base): </w:t>
       </w:r>
       <w:r>
-        <w:t xml:space="preserve">En tu último año de actividad laboral, ¿cuántas veces usaste, sin autorización, información confidencial o material protegido de otra persona o empresa para tu propio beneficio?</w:t>
+        <w:t xml:space="preserve">En tu último año de actividad laboral, ¿cuántas veces usaste, para tu propio beneficio, información o material de otra persona o empresa al que tuviste acceso por tu trabajo, sin que te correspondiera usarlo de esa forma?</w:t>
       </w:r>
     </w:p>
     <w:p>
@@ -842,43 +842,43 @@
         <w:ind w:left="200"/>
       </w:pPr>
       <w:r>
-        <w:t xml:space="preserve">Variante 1 (base): En tu último año de actividad laboral, ¿cuántas veces usaste, sin autorización, información confidencial o material protegido de otra persona o empresa para tu propio beneficio?</w:t>
-      </w:r>
-    </w:p>
-    <w:p>
-      <w:pPr>
-        <w:spacing w:after="60"/>
-        <w:ind w:left="200"/>
-      </w:pPr>
-      <w:r>
-        <w:t xml:space="preserve">Variante 2: Pensando en los últimos 12 meses, ¿cuántas veces usaste, sin autorización, información confidencial o material protegido de otra persona o empresa para tu propio beneficio?</w:t>
-      </w:r>
-    </w:p>
-    <w:p>
-      <w:pPr>
-        <w:spacing w:after="60"/>
-        <w:ind w:left="200"/>
-      </w:pPr>
-      <w:r>
-        <w:t xml:space="preserve">Variante 3: ¿Con qué frecuencia, en tu historial reciente, usaste, sin autorización, información confidencial o material protegido de otra persona o empresa para tu propio beneficio?</w:t>
-      </w:r>
-    </w:p>
-    <w:p>
-      <w:pPr>
-        <w:spacing w:after="60"/>
-        <w:ind w:left="200"/>
-      </w:pPr>
-      <w:r>
-        <w:t xml:space="preserve">Variante 4: En el último año, ¿cuántas veces te ha ocurrido que usaste, sin autorización, información confidencial o material protegido de otra persona o empresa para tu propio beneficio?</w:t>
-      </w:r>
-    </w:p>
-    <w:p>
-      <w:pPr>
-        <w:spacing w:after="60"/>
-        <w:ind w:left="200"/>
-      </w:pPr>
-      <w:r>
-        <w:t xml:space="preserve">Variante 5: Durante el último año, ¿cuántas veces usaste, sin autorización, información confidencial o material protegido de otra persona o empresa para tu propio beneficio?</w:t>
+        <w:t xml:space="preserve">Variante 1 (base): En tu último año de actividad laboral, ¿cuántas veces usaste, para tu propio beneficio, información o material de otra persona o empresa al que tuviste acceso por tu trabajo, sin que te correspondiera usarlo de esa forma?</w:t>
+      </w:r>
+    </w:p>
+    <w:p>
+      <w:pPr>
+        <w:spacing w:after="60"/>
+        <w:ind w:left="200"/>
+      </w:pPr>
+      <w:r>
+        <w:t xml:space="preserve">Variante 2: Pensando en los últimos 12 meses, ¿cuántas veces usaste, para tu propio beneficio, información o material de otra persona o empresa al que tuviste acceso por tu trabajo, sin que te correspondiera usarlo de esa forma?</w:t>
+      </w:r>
+    </w:p>
+    <w:p>
+      <w:pPr>
+        <w:spacing w:after="60"/>
+        <w:ind w:left="200"/>
+      </w:pPr>
+      <w:r>
+        <w:t xml:space="preserve">Variante 3: ¿Con qué frecuencia, en tu historial reciente, usaste, para tu propio beneficio, información o material de otra persona o empresa al que tuviste acceso por tu trabajo, sin que te correspondiera usarlo de esa forma?</w:t>
+      </w:r>
+    </w:p>
+    <w:p>
+      <w:pPr>
+        <w:spacing w:after="60"/>
+        <w:ind w:left="200"/>
+      </w:pPr>
+      <w:r>
+        <w:t xml:space="preserve">Variante 4: En el último año, ¿cuántas veces te ha ocurrido que usaste, para tu propio beneficio, información o material de otra persona o empresa al que tuviste acceso por tu trabajo, sin que te correspondiera usarlo de esa forma?</w:t>
+      </w:r>
+    </w:p>
+    <w:p>
+      <w:pPr>
+        <w:spacing w:after="60"/>
+        <w:ind w:left="200"/>
+      </w:pPr>
+      <w:r>
+        <w:t xml:space="preserve">Variante 5: Durante el último año, ¿cuántas veces usaste, para tu propio beneficio, información o material de otra persona o empresa al que tuviste acceso por tu trabajo, sin que te correspondiera usarlo de esa forma?</w:t>
       </w:r>
     </w:p>
     <w:p>
@@ -3940,7 +3940,7 @@
         <w:t xml:space="preserve">Pregunta completa (variante base): </w:t>
       </w:r>
       <w:r>
-        <w:t xml:space="preserve">En tu último año de actividad laboral, ¿cuántas veces presentaste una versión de los hechos más favorable para ti de lo que realmente ocurrió, dejando fuera información relevante?</w:t>
+        <w:t xml:space="preserve">En tu último año de actividad laboral, ¿cuántas veces al contar lo que había pasado, dejaste fuera información relevante porque sentiste que no era necesario mencionarla?</w:t>
       </w:r>
     </w:p>
     <w:p>
@@ -3961,43 +3961,43 @@
         <w:ind w:left="200"/>
       </w:pPr>
       <w:r>
-        <w:t xml:space="preserve">Variante 1 (base): En tu último año de actividad laboral, ¿cuántas veces presentaste una versión de los hechos más favorable para ti de lo que realmente ocurrió, dejando fuera información relevante?</w:t>
-      </w:r>
-    </w:p>
-    <w:p>
-      <w:pPr>
-        <w:spacing w:after="60"/>
-        <w:ind w:left="200"/>
-      </w:pPr>
-      <w:r>
-        <w:t xml:space="preserve">Variante 2: Pensando en los últimos 12 meses, ¿cuántas veces presentaste una versión de los hechos más favorable para ti de lo que realmente ocurrió, dejando fuera información relevante?</w:t>
-      </w:r>
-    </w:p>
-    <w:p>
-      <w:pPr>
-        <w:spacing w:after="60"/>
-        <w:ind w:left="200"/>
-      </w:pPr>
-      <w:r>
-        <w:t xml:space="preserve">Variante 3: ¿Con qué frecuencia, en tu historial reciente, presentaste una versión de los hechos más favorable para ti de lo que realmente ocurrió, dejando fuera información relevante?</w:t>
-      </w:r>
-    </w:p>
-    <w:p>
-      <w:pPr>
-        <w:spacing w:after="60"/>
-        <w:ind w:left="200"/>
-      </w:pPr>
-      <w:r>
-        <w:t xml:space="preserve">Variante 4: En el último año, ¿cuántas veces te ha ocurrido que presentaste una versión de los hechos más favorable para ti de lo que realmente ocurrió, dejando fuera información relevante?</w:t>
-      </w:r>
-    </w:p>
-    <w:p>
-      <w:pPr>
-        <w:spacing w:after="60"/>
-        <w:ind w:left="200"/>
-      </w:pPr>
-      <w:r>
-        <w:t xml:space="preserve">Variante 5: Durante el último año, ¿cuántas veces presentaste una versión de los hechos más favorable para ti de lo que realmente ocurrió, dejando fuera información relevante?</w:t>
+        <w:t xml:space="preserve">Variante 1 (base): En tu último año de actividad laboral, ¿cuántas veces al contar lo que había pasado, dejaste fuera información relevante porque sentiste que no era necesario mencionarla?</w:t>
+      </w:r>
+    </w:p>
+    <w:p>
+      <w:pPr>
+        <w:spacing w:after="60"/>
+        <w:ind w:left="200"/>
+      </w:pPr>
+      <w:r>
+        <w:t xml:space="preserve">Variante 2: Pensando en los últimos 12 meses, ¿cuántas veces al contar lo que había pasado, dejaste fuera información relevante porque sentiste que no era necesario mencionarla?</w:t>
+      </w:r>
+    </w:p>
+    <w:p>
+      <w:pPr>
+        <w:spacing w:after="60"/>
+        <w:ind w:left="200"/>
+      </w:pPr>
+      <w:r>
+        <w:t xml:space="preserve">Variante 3: ¿Con qué frecuencia, en tu historial reciente, al contar lo que había pasado, dejaste fuera información relevante porque sentiste que no era necesario mencionarla?</w:t>
+      </w:r>
+    </w:p>
+    <w:p>
+      <w:pPr>
+        <w:spacing w:after="60"/>
+        <w:ind w:left="200"/>
+      </w:pPr>
+      <w:r>
+        <w:t xml:space="preserve">Variante 4: En el último año, ¿cuántas veces te ha ocurrido que al contar lo que había pasado, dejaste fuera información relevante porque sentiste que no era necesario mencionarla?</w:t>
+      </w:r>
+    </w:p>
+    <w:p>
+      <w:pPr>
+        <w:spacing w:after="60"/>
+        <w:ind w:left="200"/>
+      </w:pPr>
+      <w:r>
+        <w:t xml:space="preserve">Variante 5: Durante el último año, ¿cuántas veces al contar lo que había pasado, dejaste fuera información relevante porque sentiste que no era necesario mencionarla?</w:t>
       </w:r>
     </w:p>
     <w:p>
@@ -7059,7 +7059,7 @@
         <w:t xml:space="preserve">Pregunta completa (variante base): </w:t>
       </w:r>
       <w:r>
-        <w:t xml:space="preserve">En tu último año de actividad laboral, ¿cuántas veces modificaste un registro, documento o cifra oficial pensando que nadie se iba a dar cuenta?</w:t>
+        <w:t xml:space="preserve">En tu último año de actividad laboral, ¿cuántas veces hiciste un ajuste a un registro, documento o cifra oficial que, en sentido estricto, no reflejaba la información real?</w:t>
       </w:r>
     </w:p>
     <w:p>
@@ -7080,43 +7080,43 @@
         <w:ind w:left="200"/>
       </w:pPr>
       <w:r>
-        <w:t xml:space="preserve">Variante 1 (base): En tu último año de actividad laboral, ¿cuántas veces modificaste un registro, documento o cifra oficial pensando que nadie se iba a dar cuenta?</w:t>
-      </w:r>
-    </w:p>
-    <w:p>
-      <w:pPr>
-        <w:spacing w:after="60"/>
-        <w:ind w:left="200"/>
-      </w:pPr>
-      <w:r>
-        <w:t xml:space="preserve">Variante 2: Pensando en los últimos 12 meses, ¿cuántas veces modificaste un registro, documento o cifra oficial pensando que nadie se iba a dar cuenta?</w:t>
-      </w:r>
-    </w:p>
-    <w:p>
-      <w:pPr>
-        <w:spacing w:after="60"/>
-        <w:ind w:left="200"/>
-      </w:pPr>
-      <w:r>
-        <w:t xml:space="preserve">Variante 3: ¿Con qué frecuencia, en tu historial reciente, modificaste un registro, documento o cifra oficial pensando que nadie se iba a dar cuenta?</w:t>
-      </w:r>
-    </w:p>
-    <w:p>
-      <w:pPr>
-        <w:spacing w:after="60"/>
-        <w:ind w:left="200"/>
-      </w:pPr>
-      <w:r>
-        <w:t xml:space="preserve">Variante 4: En el último año, ¿cuántas veces te ha ocurrido que modificaste un registro, documento o cifra oficial pensando que nadie se iba a dar cuenta?</w:t>
-      </w:r>
-    </w:p>
-    <w:p>
-      <w:pPr>
-        <w:spacing w:after="60"/>
-        <w:ind w:left="200"/>
-      </w:pPr>
-      <w:r>
-        <w:t xml:space="preserve">Variante 5: Durante el último año, ¿cuántas veces modificaste un registro, documento o cifra oficial pensando que nadie se iba a dar cuenta?</w:t>
+        <w:t xml:space="preserve">Variante 1 (base): En tu último año de actividad laboral, ¿cuántas veces hiciste un ajuste a un registro, documento o cifra oficial que, en sentido estricto, no reflejaba la información real?</w:t>
+      </w:r>
+    </w:p>
+    <w:p>
+      <w:pPr>
+        <w:spacing w:after="60"/>
+        <w:ind w:left="200"/>
+      </w:pPr>
+      <w:r>
+        <w:t xml:space="preserve">Variante 2: Pensando en los últimos 12 meses, ¿cuántas veces hiciste un ajuste a un registro, documento o cifra oficial que, en sentido estricto, no reflejaba la información real?</w:t>
+      </w:r>
+    </w:p>
+    <w:p>
+      <w:pPr>
+        <w:spacing w:after="60"/>
+        <w:ind w:left="200"/>
+      </w:pPr>
+      <w:r>
+        <w:t xml:space="preserve">Variante 3: ¿Con qué frecuencia, en tu historial reciente, hiciste un ajuste a un registro, documento o cifra oficial que, en sentido estricto, no reflejaba la información real?</w:t>
+      </w:r>
+    </w:p>
+    <w:p>
+      <w:pPr>
+        <w:spacing w:after="60"/>
+        <w:ind w:left="200"/>
+      </w:pPr>
+      <w:r>
+        <w:t xml:space="preserve">Variante 4: En el último año, ¿cuántas veces te ha ocurrido que hiciste un ajuste a un registro, documento o cifra oficial que, en sentido estricto, no reflejaba la información real?</w:t>
+      </w:r>
+    </w:p>
+    <w:p>
+      <w:pPr>
+        <w:spacing w:after="60"/>
+        <w:ind w:left="200"/>
+      </w:pPr>
+      <w:r>
+        <w:t xml:space="preserve">Variante 5: Durante el último año, ¿cuántas veces hiciste un ajuste a un registro, documento o cifra oficial que, en sentido estricto, no reflejaba la información real?</w:t>
       </w:r>
     </w:p>
     <w:p>
@@ -10178,7 +10178,7 @@
         <w:t xml:space="preserve">Pregunta completa (variante base): </w:t>
       </w:r>
       <w:r>
-        <w:t xml:space="preserve">En tu último año de actividad laboral, ¿cuántas veces dejaste sin terminar una tarea o un compromiso que habías asumido, sin dar una razón válida?</w:t>
+        <w:t xml:space="preserve">En tu último año de actividad laboral, ¿cuántas veces dejaste sin terminar una tarea o un compromiso que habías asumido, aunque tenías forma de cumplirlo si lo hubieras priorizado?</w:t>
       </w:r>
     </w:p>
     <w:p>
@@ -10199,43 +10199,43 @@
         <w:ind w:left="200"/>
       </w:pPr>
       <w:r>
-        <w:t xml:space="preserve">Variante 1 (base): En tu último año de actividad laboral, ¿cuántas veces dejaste sin terminar una tarea o un compromiso que habías asumido, sin dar una razón válida?</w:t>
-      </w:r>
-    </w:p>
-    <w:p>
-      <w:pPr>
-        <w:spacing w:after="60"/>
-        <w:ind w:left="200"/>
-      </w:pPr>
-      <w:r>
-        <w:t xml:space="preserve">Variante 2: Pensando en los últimos 12 meses, ¿cuántas veces dejaste sin terminar una tarea o un compromiso que habías asumido, sin dar una razón válida?</w:t>
-      </w:r>
-    </w:p>
-    <w:p>
-      <w:pPr>
-        <w:spacing w:after="60"/>
-        <w:ind w:left="200"/>
-      </w:pPr>
-      <w:r>
-        <w:t xml:space="preserve">Variante 3: ¿Con qué frecuencia, en tu historial reciente, dejaste sin terminar una tarea o un compromiso que habías asumido, sin dar una razón válida?</w:t>
-      </w:r>
-    </w:p>
-    <w:p>
-      <w:pPr>
-        <w:spacing w:after="60"/>
-        <w:ind w:left="200"/>
-      </w:pPr>
-      <w:r>
-        <w:t xml:space="preserve">Variante 4: En el último año, ¿cuántas veces te ha ocurrido que dejaste sin terminar una tarea o un compromiso que habías asumido, sin dar una razón válida?</w:t>
-      </w:r>
-    </w:p>
-    <w:p>
-      <w:pPr>
-        <w:spacing w:after="60"/>
-        <w:ind w:left="200"/>
-      </w:pPr>
-      <w:r>
-        <w:t xml:space="preserve">Variante 5: Durante el último año, ¿cuántas veces dejaste sin terminar una tarea o un compromiso que habías asumido, sin dar una razón válida?</w:t>
+        <w:t xml:space="preserve">Variante 1 (base): En tu último año de actividad laboral, ¿cuántas veces dejaste sin terminar una tarea o un compromiso que habías asumido, aunque tenías forma de cumplirlo si lo hubieras priorizado?</w:t>
+      </w:r>
+    </w:p>
+    <w:p>
+      <w:pPr>
+        <w:spacing w:after="60"/>
+        <w:ind w:left="200"/>
+      </w:pPr>
+      <w:r>
+        <w:t xml:space="preserve">Variante 2: Pensando en los últimos 12 meses, ¿cuántas veces dejaste sin terminar una tarea o un compromiso que habías asumido, aunque tenías forma de cumplirlo si lo hubieras priorizado?</w:t>
+      </w:r>
+    </w:p>
+    <w:p>
+      <w:pPr>
+        <w:spacing w:after="60"/>
+        <w:ind w:left="200"/>
+      </w:pPr>
+      <w:r>
+        <w:t xml:space="preserve">Variante 3: ¿Con qué frecuencia, en tu historial reciente, dejaste sin terminar una tarea o un compromiso que habías asumido, aunque tenías forma de cumplirlo si lo hubieras priorizado?</w:t>
+      </w:r>
+    </w:p>
+    <w:p>
+      <w:pPr>
+        <w:spacing w:after="60"/>
+        <w:ind w:left="200"/>
+      </w:pPr>
+      <w:r>
+        <w:t xml:space="preserve">Variante 4: En el último año, ¿cuántas veces te ha ocurrido que dejaste sin terminar una tarea o un compromiso que habías asumido, aunque tenías forma de cumplirlo si lo hubieras priorizado?</w:t>
+      </w:r>
+    </w:p>
+    <w:p>
+      <w:pPr>
+        <w:spacing w:after="60"/>
+        <w:ind w:left="200"/>
+      </w:pPr>
+      <w:r>
+        <w:t xml:space="preserve">Variante 5: Durante el último año, ¿cuántas veces dejaste sin terminar una tarea o un compromiso que habías asumido, aunque tenías forma de cumplirlo si lo hubieras priorizado?</w:t>
       </w:r>
     </w:p>
     <w:p>
@@ -13297,7 +13297,7 @@
         <w:t xml:space="preserve">Pregunta completa (variante base): </w:t>
       </w:r>
       <w:r>
-        <w:t xml:space="preserve">En tu último año de actividad laboral, ¿cuántas veces ofreciste dinero, un regalo o un favor a alguien para influir en una decisión que te beneficiara de forma indebida?</w:t>
+        <w:t xml:space="preserve">En tu último año de actividad laboral, ¿cuántas veces ofreciste dinero, un regalo o un favor a alguien con capacidad de decisión, para inclinar esa decisión a tu favor?</w:t>
       </w:r>
     </w:p>
     <w:p>
@@ -13318,43 +13318,43 @@
         <w:ind w:left="200"/>
       </w:pPr>
       <w:r>
-        <w:t xml:space="preserve">Variante 1 (base): En tu último año de actividad laboral, ¿cuántas veces ofreciste dinero, un regalo o un favor a alguien para influir en una decisión que te beneficiara de forma indebida?</w:t>
-      </w:r>
-    </w:p>
-    <w:p>
-      <w:pPr>
-        <w:spacing w:after="60"/>
-        <w:ind w:left="200"/>
-      </w:pPr>
-      <w:r>
-        <w:t xml:space="preserve">Variante 2: Pensando en los últimos 12 meses, ¿cuántas veces ofreciste dinero, un regalo o un favor a alguien para influir en una decisión que te beneficiara de forma indebida?</w:t>
-      </w:r>
-    </w:p>
-    <w:p>
-      <w:pPr>
-        <w:spacing w:after="60"/>
-        <w:ind w:left="200"/>
-      </w:pPr>
-      <w:r>
-        <w:t xml:space="preserve">Variante 3: ¿Con qué frecuencia, en tu historial reciente, ofreciste dinero, un regalo o un favor a alguien para influir en una decisión que te beneficiara de forma indebida?</w:t>
-      </w:r>
-    </w:p>
-    <w:p>
-      <w:pPr>
-        <w:spacing w:after="60"/>
-        <w:ind w:left="200"/>
-      </w:pPr>
-      <w:r>
-        <w:t xml:space="preserve">Variante 4: En el último año, ¿cuántas veces te ha ocurrido que ofreciste dinero, un regalo o un favor a alguien para influir en una decisión que te beneficiara de forma indebida?</w:t>
-      </w:r>
-    </w:p>
-    <w:p>
-      <w:pPr>
-        <w:spacing w:after="60"/>
-        <w:ind w:left="200"/>
-      </w:pPr>
-      <w:r>
-        <w:t xml:space="preserve">Variante 5: Durante el último año, ¿cuántas veces ofreciste dinero, un regalo o un favor a alguien para influir en una decisión que te beneficiara de forma indebida?</w:t>
+        <w:t xml:space="preserve">Variante 1 (base): En tu último año de actividad laboral, ¿cuántas veces ofreciste dinero, un regalo o un favor a alguien con capacidad de decisión, para inclinar esa decisión a tu favor?</w:t>
+      </w:r>
+    </w:p>
+    <w:p>
+      <w:pPr>
+        <w:spacing w:after="60"/>
+        <w:ind w:left="200"/>
+      </w:pPr>
+      <w:r>
+        <w:t xml:space="preserve">Variante 2: Pensando en los últimos 12 meses, ¿cuántas veces ofreciste dinero, un regalo o un favor a alguien con capacidad de decisión, para inclinar esa decisión a tu favor?</w:t>
+      </w:r>
+    </w:p>
+    <w:p>
+      <w:pPr>
+        <w:spacing w:after="60"/>
+        <w:ind w:left="200"/>
+      </w:pPr>
+      <w:r>
+        <w:t xml:space="preserve">Variante 3: ¿Con qué frecuencia, en tu historial reciente, ofreciste dinero, un regalo o un favor a alguien con capacidad de decisión, para inclinar esa decisión a tu favor?</w:t>
+      </w:r>
+    </w:p>
+    <w:p>
+      <w:pPr>
+        <w:spacing w:after="60"/>
+        <w:ind w:left="200"/>
+      </w:pPr>
+      <w:r>
+        <w:t xml:space="preserve">Variante 4: En el último año, ¿cuántas veces te ha ocurrido que ofreciste dinero, un regalo o un favor a alguien con capacidad de decisión, para inclinar esa decisión a tu favor?</w:t>
+      </w:r>
+    </w:p>
+    <w:p>
+      <w:pPr>
+        <w:spacing w:after="60"/>
+        <w:ind w:left="200"/>
+      </w:pPr>
+      <w:r>
+        <w:t xml:space="preserve">Variante 5: Durante el último año, ¿cuántas veces ofreciste dinero, un regalo o un favor a alguien con capacidad de decisión, para inclinar esa decisión a tu favor?</w:t>
       </w:r>
     </w:p>
     <w:p>
